--- a/public/gallery/examples/devops-engineer/en/resume.docx
+++ b/public/gallery/examples/devops-engineer/en/resume.docx
@@ -66,7 +66,7 @@
         </w:rPr>
         <w:t xml:space="preserve">📧 </w:t>
       </w:r>
-      <w:hyperlink w:history="1" r:id="rIdb8vjebrw6h8tkcx0t2mrv">
+      <w:hyperlink w:history="1" r:id="rIdanenzd3o-xdwoac77f0k2">
         <w:r>
           <w:rPr>
             <w:sz w:val="18"/>
@@ -89,7 +89,7 @@
         </w:rPr>
         <w:t xml:space="preserve">🔗 </w:t>
       </w:r>
-      <w:hyperlink w:history="1" r:id="rIdoenknpm5-ewcw3fxfgv2g">
+      <w:hyperlink w:history="1" r:id="rIdwxope4fp_xld1ediydxu6">
         <w:r>
           <w:rPr>
             <w:sz w:val="18"/>
@@ -124,7 +124,7 @@
         <w:spacing w:after="200" w:line="276"/>
         <w:jc w:val="center"/>
       </w:pPr>
-      <w:hyperlink w:history="1" r:id="rIdnn4diiyavf6d-gzb8wddk">
+      <w:hyperlink w:history="1" r:id="rIdcvpomz4fgw4iwe7bb1h7s">
         <w:r>
           <w:rPr>
             <w:sz w:val="18"/>
@@ -140,7 +140,7 @@
         </w:rPr>
         <w:t xml:space="preserve"> • </w:t>
       </w:r>
-      <w:hyperlink w:history="1" r:id="rIdiiboyctf0vp9cw8h33pm6">
+      <w:hyperlink w:history="1" r:id="rIdiwrtze9ufbkltwedd8qub">
         <w:r>
           <w:rPr>
             <w:sz w:val="18"/>
@@ -280,7 +280,7 @@
         </w:rPr>
         <w:t xml:space="preserve">	</w:t>
       </w:r>
-      <w:hyperlink w:history="1" r:id="rIdpiau9jknd__hfuit7f6z8">
+      <w:hyperlink w:history="1" r:id="rIdmrcty7j0cvyeruadpzb1i">
         <w:r>
           <w:rPr>
             <w:sz w:val="18"/>
@@ -443,7 +443,7 @@
         </w:rPr>
         <w:t xml:space="preserve">	</w:t>
       </w:r>
-      <w:hyperlink w:history="1" r:id="rIdzjwjfsoo4l0i04fsx6eix">
+      <w:hyperlink w:history="1" r:id="rIdmgxymxwvvcc5gmirgbbgc">
         <w:r>
           <w:rPr>
             <w:sz w:val="18"/>
@@ -625,7 +625,7 @@
         </w:rPr>
         <w:t xml:space="preserve">	</w:t>
       </w:r>
-      <w:hyperlink w:history="1" r:id="rId9wceo3ksf837t982d9l33">
+      <w:hyperlink w:history="1" r:id="rId4yh8gfoxjsckwapz9j8gs">
         <w:r>
           <w:rPr>
             <w:sz w:val="18"/>
@@ -807,7 +807,7 @@
         </w:rPr>
         <w:t xml:space="preserve">	</w:t>
       </w:r>
-      <w:hyperlink w:history="1" r:id="rIdplztubae9-y6q2ah08-uc">
+      <w:hyperlink w:history="1" r:id="rIdjdrje-m0ozaywrwtd-qwf">
         <w:r>
           <w:rPr>
             <w:sz w:val="18"/>
@@ -1296,7 +1296,7 @@
         </w:rPr>
         <w:t xml:space="preserve">	</w:t>
       </w:r>
-      <w:hyperlink w:history="1" r:id="rId9mzvypvv2hkc73kftmbu4">
+      <w:hyperlink w:history="1" r:id="rIdyvn4hwfdueg-juyfu7btw">
         <w:r>
           <w:rPr>
             <w:sz w:val="18"/>
@@ -1362,7 +1362,7 @@
         </w:rPr>
         <w:t xml:space="preserve">	</w:t>
       </w:r>
-      <w:hyperlink w:history="1" r:id="rIdvpzgqs1ot-coejuwvxqek">
+      <w:hyperlink w:history="1" r:id="rIdtork9uixbkpcvj4fhs-rs">
         <w:r>
           <w:rPr>
             <w:sz w:val="18"/>
@@ -1428,7 +1428,7 @@
         </w:rPr>
         <w:t xml:space="preserve">	</w:t>
       </w:r>
-      <w:hyperlink w:history="1" r:id="rIdmg0mbjrcypdsctangcj9e">
+      <w:hyperlink w:history="1" r:id="rIdmqkdu-3ysvnvzwvaj7hyz">
         <w:r>
           <w:rPr>
             <w:sz w:val="18"/>
@@ -1513,7 +1513,7 @@
         </w:rPr>
         <w:t xml:space="preserve">	</w:t>
       </w:r>
-      <w:hyperlink w:history="1" r:id="rIdhu3km68azsivj3kzf8p3o">
+      <w:hyperlink w:history="1" r:id="rIduw_vugh_osyu63hbiysof">
         <w:r>
           <w:rPr>
             <w:sz w:val="18"/>
@@ -1636,7 +1636,7 @@
         </w:rPr>
         <w:t xml:space="preserve">	</w:t>
       </w:r>
-      <w:hyperlink w:history="1" r:id="rId6lxkrxbc-urfgnojrakyy">
+      <w:hyperlink w:history="1" r:id="rIdxirhj9n8zc5jgsgqxgkki">
         <w:r>
           <w:rPr>
             <w:sz w:val="18"/>
@@ -1780,7 +1780,7 @@
         </w:rPr>
         <w:t xml:space="preserve">	</w:t>
       </w:r>
-      <w:hyperlink w:history="1" r:id="rId339vrfz-prlftw7zaapbm">
+      <w:hyperlink w:history="1" r:id="rIdc-ietjcprtsjpwp3ueesi">
         <w:r>
           <w:rPr>
             <w:sz w:val="18"/>
@@ -2004,7 +2004,7 @@
         </w:rPr>
         <w:t xml:space="preserve">	</w:t>
       </w:r>
-      <w:hyperlink w:history="1" r:id="rId9exjuaxa2ojn_tspzsbye">
+      <w:hyperlink w:history="1" r:id="rIdui0bpzd7wnyc3eghoadyp">
         <w:r>
           <w:rPr>
             <w:sz w:val="18"/>
